--- a/CÔNG TY PERFECT VENUS/PerfectVenus_ThayDoiThanhVien_DDPL/PerfectVenus_ThayDoiThanhVien/PerfectVenus_Hop dong chuyen nhuong.docx
+++ b/CÔNG TY PERFECT VENUS/PerfectVenus_ThayDoiThanhVien_DDPL/PerfectVenus_ThayDoiThanhVien/PerfectVenus_Hop dong chuyen nhuong.docx
@@ -268,7 +268,7 @@
           <w:sz w:val="26"/>
           <w:szCs w:val="26"/>
         </w:rPr>
-        <w:t>CÔNG TY TNHH VENUS FURNISHER</w:t>
+        <w:t>CÔNG TY TNHH PERFECT VENUS</w:t>
       </w:r>
       <w:r>
         <w:rPr>
@@ -284,7 +284,7 @@
           <w:sz w:val="26"/>
           <w:szCs w:val="26"/>
         </w:rPr>
-        <w:t>Số 883/23 Lê Hồng Phong, Khu 07, Phường Thủ Dầu Một, Thành phố Hồ Chí Minh, Việt Nam</w:t>
+        <w:t>Số 1126, Đường ĐH-604, Khu Phố 5, Phường Chánh Phú Hòa, Thành phố Hồ Chí Minh, Việt Nam</w:t>
       </w:r>
     </w:p>
     <w:p>
@@ -1018,7 +1018,7 @@
           <w:szCs w:val="26"/>
           <w:lang w:val="sv-SE"/>
         </w:rPr>
-        <w:t>CÔNG TY TNHH VENUS FURNISHER</w:t>
+        <w:t>CÔNG TY TNHH PERFECT VENUS</w:t>
       </w:r>
       <w:r>
         <w:rPr>
@@ -1036,7 +1036,25 @@
           <w:szCs w:val="26"/>
           <w:lang w:val="sv-SE"/>
         </w:rPr>
-        <w:t>3.570.000.000</w:t>
+        <w:t>5</w:t>
+      </w:r>
+      <w:r>
+        <w:rPr>
+          <w:rFonts w:ascii="Times New Roman" w:hAnsi="Times New Roman"/>
+          <w:sz w:val="26"/>
+          <w:szCs w:val="26"/>
+          <w:lang w:val="sv-SE"/>
+        </w:rPr>
+        <w:t>0</w:t>
+      </w:r>
+      <w:r>
+        <w:rPr>
+          <w:rFonts w:ascii="Times New Roman" w:hAnsi="Times New Roman"/>
+          <w:sz w:val="26"/>
+          <w:szCs w:val="26"/>
+          <w:lang w:val="sv-SE"/>
+        </w:rPr>
+        <w:t>0.000.000</w:t>
       </w:r>
       <w:r>
         <w:rPr>
@@ -1054,7 +1072,7 @@
           <w:szCs w:val="26"/>
           <w:lang w:val="sv-SE"/>
         </w:rPr>
-        <w:t>Ba tỷ năm trăm bảy mươi</w:t>
+        <w:t>Năm trăm</w:t>
       </w:r>
       <w:r>
         <w:rPr>
@@ -1090,7 +1108,7 @@
           <w:szCs w:val="26"/>
           <w:lang w:val="sv-SE"/>
         </w:rPr>
-        <w:t>1</w:t>
+        <w:t>0</w:t>
       </w:r>
       <w:r>
         <w:rPr>
@@ -1108,8 +1126,10 @@
           <w:szCs w:val="26"/>
           <w:lang w:val="sv-SE"/>
         </w:rPr>
-        <w:t xml:space="preserve">3702912027 </w:t>
-      </w:r>
+        <w:t xml:space="preserve">3703150741 </w:t>
+      </w:r>
+      <w:bookmarkStart w:id="0" w:name="_GoBack"/>
+      <w:bookmarkEnd w:id="0"/>
       <w:r>
         <w:rPr>
           <w:rFonts w:ascii="Times New Roman" w:hAnsi="Times New Roman"/>
@@ -1153,16 +1173,7 @@
           <w:szCs w:val="26"/>
           <w:lang w:val="sv-SE"/>
         </w:rPr>
-        <w:t>6 n</w:t>
-      </w:r>
-      <w:r>
-        <w:rPr>
-          <w:rFonts w:ascii="Times New Roman" w:hAnsi="Times New Roman"/>
-          <w:sz w:val="26"/>
-          <w:szCs w:val="26"/>
-          <w:lang w:val="sv-SE"/>
-        </w:rPr>
-        <w:t>gày 02 tháng 12 năm 2025</w:t>
+        <w:t>4, ngày 10 tháng 12 năm 2025</w:t>
       </w:r>
     </w:p>
     <w:p>
@@ -1263,17 +1274,52 @@
           <w:szCs w:val="26"/>
           <w:lang w:val="sv-SE"/>
         </w:rPr>
-        <w:t>3.570.000.000</w:t>
-      </w:r>
-      <w:r>
-        <w:rPr>
-          <w:rFonts w:ascii="Times New Roman" w:hAnsi="Times New Roman"/>
-          <w:color w:val="000000" w:themeColor="text1"/>
-          <w:sz w:val="26"/>
-          <w:szCs w:val="26"/>
-          <w:lang w:val="vi-VN" w:eastAsia="zh-CN"/>
-        </w:rPr>
-        <w:t xml:space="preserve"> </w:t>
+        <w:t>5</w:t>
+      </w:r>
+      <w:r>
+        <w:rPr>
+          <w:rFonts w:ascii="Times New Roman" w:hAnsi="Times New Roman"/>
+          <w:sz w:val="26"/>
+          <w:szCs w:val="26"/>
+          <w:lang w:val="sv-SE"/>
+        </w:rPr>
+        <w:t>0</w:t>
+      </w:r>
+      <w:r>
+        <w:rPr>
+          <w:rFonts w:ascii="Times New Roman" w:hAnsi="Times New Roman"/>
+          <w:sz w:val="26"/>
+          <w:szCs w:val="26"/>
+          <w:lang w:val="sv-SE"/>
+        </w:rPr>
+        <w:t>0.000.000</w:t>
+      </w:r>
+      <w:r>
+        <w:rPr>
+          <w:rFonts w:ascii="Times New Roman" w:hAnsi="Times New Roman"/>
+          <w:sz w:val="26"/>
+          <w:szCs w:val="26"/>
+          <w:lang w:val="sv-SE"/>
+        </w:rPr>
+        <w:t xml:space="preserve"> đồng (</w:t>
+      </w:r>
+      <w:r>
+        <w:rPr>
+          <w:rFonts w:ascii="Times New Roman" w:hAnsi="Times New Roman"/>
+          <w:sz w:val="26"/>
+          <w:szCs w:val="26"/>
+          <w:lang w:val="sv-SE"/>
+        </w:rPr>
+        <w:t>Năm trăm</w:t>
+      </w:r>
+      <w:r>
+        <w:rPr>
+          <w:rFonts w:ascii="Times New Roman" w:hAnsi="Times New Roman"/>
+          <w:sz w:val="26"/>
+          <w:szCs w:val="26"/>
+          <w:lang w:val="sv-SE"/>
+        </w:rPr>
+        <w:t xml:space="preserve"> triệu đồng)</w:t>
       </w:r>
       <w:r>
         <w:rPr>
@@ -1283,35 +1329,7 @@
           <w:szCs w:val="26"/>
           <w:lang w:val="sv-SE" w:eastAsia="zh-CN"/>
         </w:rPr>
-        <w:t>VNĐ (</w:t>
-      </w:r>
-      <w:r>
-        <w:rPr>
-          <w:rFonts w:ascii="Times New Roman" w:hAnsi="Times New Roman"/>
-          <w:sz w:val="26"/>
-          <w:szCs w:val="26"/>
-          <w:lang w:val="sv-SE"/>
-        </w:rPr>
-        <w:t>Ba tỷ năm trăm bảy mươi</w:t>
-      </w:r>
-      <w:r>
-        <w:rPr>
-          <w:rFonts w:ascii="Times New Roman" w:hAnsi="Times New Roman"/>
-          <w:sz w:val="26"/>
-          <w:szCs w:val="26"/>
-          <w:lang w:val="sv-SE"/>
-        </w:rPr>
-        <w:t xml:space="preserve"> triệu đồng</w:t>
-      </w:r>
-      <w:r>
-        <w:rPr>
-          <w:rFonts w:ascii="Times New Roman" w:hAnsi="Times New Roman"/>
-          <w:color w:val="000000" w:themeColor="text1"/>
-          <w:sz w:val="26"/>
-          <w:szCs w:val="26"/>
-          <w:lang w:val="sv-SE" w:eastAsia="zh-CN"/>
-        </w:rPr>
-        <w:t xml:space="preserve">) chiếm </w:t>
+        <w:t xml:space="preserve"> chiếm </w:t>
       </w:r>
       <w:r>
         <w:rPr>
@@ -1341,7 +1359,7 @@
           <w:szCs w:val="26"/>
           <w:lang w:val="sv-SE"/>
         </w:rPr>
-        <w:t>1</w:t>
+        <w:t>0</w:t>
       </w:r>
       <w:r>
         <w:rPr>
@@ -1360,55 +1378,52 @@
           <w:szCs w:val="26"/>
           <w:lang w:val="sv-SE"/>
         </w:rPr>
-        <w:t>3.570.000.000</w:t>
-      </w:r>
-      <w:r>
-        <w:rPr>
-          <w:rFonts w:ascii="Times New Roman" w:hAnsi="Times New Roman"/>
-          <w:color w:val="000000" w:themeColor="text1"/>
-          <w:sz w:val="26"/>
-          <w:szCs w:val="26"/>
-          <w:lang w:val="vi-VN" w:eastAsia="zh-CN"/>
-        </w:rPr>
-        <w:t xml:space="preserve"> </w:t>
-      </w:r>
-      <w:r>
-        <w:rPr>
-          <w:rFonts w:ascii="Times New Roman" w:hAnsi="Times New Roman"/>
-          <w:color w:val="000000" w:themeColor="text1"/>
-          <w:sz w:val="26"/>
-          <w:szCs w:val="26"/>
-          <w:lang w:val="sv-SE" w:eastAsia="zh-CN"/>
-        </w:rPr>
-        <w:t>VNĐ (</w:t>
-      </w:r>
-      <w:r>
-        <w:rPr>
-          <w:rFonts w:ascii="Times New Roman" w:hAnsi="Times New Roman"/>
-          <w:sz w:val="26"/>
-          <w:szCs w:val="26"/>
-          <w:lang w:val="sv-SE"/>
-        </w:rPr>
-        <w:t>Ba tỷ năm trăm bảy mươi</w:t>
-      </w:r>
-      <w:r>
-        <w:rPr>
-          <w:rFonts w:ascii="Times New Roman" w:hAnsi="Times New Roman"/>
-          <w:sz w:val="26"/>
-          <w:szCs w:val="26"/>
-          <w:lang w:val="sv-SE"/>
-        </w:rPr>
-        <w:t xml:space="preserve"> triệu đồng</w:t>
-      </w:r>
-      <w:r>
-        <w:rPr>
-          <w:rFonts w:ascii="Times New Roman" w:hAnsi="Times New Roman"/>
-          <w:color w:val="000000" w:themeColor="text1"/>
-          <w:sz w:val="26"/>
-          <w:szCs w:val="26"/>
-          <w:lang w:val="sv-SE" w:eastAsia="zh-CN"/>
-        </w:rPr>
-        <w:t>)</w:t>
+        <w:t>5</w:t>
+      </w:r>
+      <w:r>
+        <w:rPr>
+          <w:rFonts w:ascii="Times New Roman" w:hAnsi="Times New Roman"/>
+          <w:sz w:val="26"/>
+          <w:szCs w:val="26"/>
+          <w:lang w:val="sv-SE"/>
+        </w:rPr>
+        <w:t>0</w:t>
+      </w:r>
+      <w:r>
+        <w:rPr>
+          <w:rFonts w:ascii="Times New Roman" w:hAnsi="Times New Roman"/>
+          <w:sz w:val="26"/>
+          <w:szCs w:val="26"/>
+          <w:lang w:val="sv-SE"/>
+        </w:rPr>
+        <w:t>0.000.000</w:t>
+      </w:r>
+      <w:r>
+        <w:rPr>
+          <w:rFonts w:ascii="Times New Roman" w:hAnsi="Times New Roman"/>
+          <w:sz w:val="26"/>
+          <w:szCs w:val="26"/>
+          <w:lang w:val="sv-SE"/>
+        </w:rPr>
+        <w:t xml:space="preserve"> đồng (</w:t>
+      </w:r>
+      <w:r>
+        <w:rPr>
+          <w:rFonts w:ascii="Times New Roman" w:hAnsi="Times New Roman"/>
+          <w:sz w:val="26"/>
+          <w:szCs w:val="26"/>
+          <w:lang w:val="sv-SE"/>
+        </w:rPr>
+        <w:t>Năm trăm</w:t>
+      </w:r>
+      <w:r>
+        <w:rPr>
+          <w:rFonts w:ascii="Times New Roman" w:hAnsi="Times New Roman"/>
+          <w:sz w:val="26"/>
+          <w:szCs w:val="26"/>
+          <w:lang w:val="sv-SE"/>
+        </w:rPr>
+        <w:t xml:space="preserve"> triệu đồng)</w:t>
       </w:r>
       <w:r>
         <w:rPr>
@@ -1583,15 +1598,60 @@
           <w:szCs w:val="26"/>
           <w:lang w:val="sv-SE"/>
         </w:rPr>
-        <w:t>3.570.000.000</w:t>
-      </w:r>
-      <w:r>
-        <w:rPr>
-          <w:rFonts w:ascii="Times New Roman" w:hAnsi="Times New Roman"/>
-          <w:color w:val="000000" w:themeColor="text1"/>
-          <w:sz w:val="26"/>
-          <w:szCs w:val="26"/>
-          <w:lang w:val="vi-VN" w:eastAsia="zh-CN"/>
+        <w:t>5</w:t>
+      </w:r>
+      <w:r>
+        <w:rPr>
+          <w:rFonts w:ascii="Times New Roman" w:hAnsi="Times New Roman"/>
+          <w:sz w:val="26"/>
+          <w:szCs w:val="26"/>
+          <w:lang w:val="sv-SE"/>
+        </w:rPr>
+        <w:t>0</w:t>
+      </w:r>
+      <w:r>
+        <w:rPr>
+          <w:rFonts w:ascii="Times New Roman" w:hAnsi="Times New Roman"/>
+          <w:sz w:val="26"/>
+          <w:szCs w:val="26"/>
+          <w:lang w:val="sv-SE"/>
+        </w:rPr>
+        <w:t>0.000.000</w:t>
+      </w:r>
+      <w:r>
+        <w:rPr>
+          <w:rFonts w:ascii="Times New Roman" w:hAnsi="Times New Roman"/>
+          <w:sz w:val="26"/>
+          <w:szCs w:val="26"/>
+          <w:lang w:val="sv-SE"/>
+        </w:rPr>
+        <w:t xml:space="preserve"> đồng (</w:t>
+      </w:r>
+      <w:r>
+        <w:rPr>
+          <w:rFonts w:ascii="Times New Roman" w:hAnsi="Times New Roman"/>
+          <w:sz w:val="26"/>
+          <w:szCs w:val="26"/>
+          <w:lang w:val="sv-SE"/>
+        </w:rPr>
+        <w:t>Năm trăm</w:t>
+      </w:r>
+      <w:r>
+        <w:rPr>
+          <w:rFonts w:ascii="Times New Roman" w:hAnsi="Times New Roman"/>
+          <w:sz w:val="26"/>
+          <w:szCs w:val="26"/>
+          <w:lang w:val="sv-SE"/>
+        </w:rPr>
+        <w:t xml:space="preserve"> triệu đồng)</w:t>
+      </w:r>
+      <w:r>
+        <w:rPr>
+          <w:rFonts w:ascii="Times New Roman" w:hAnsi="Times New Roman"/>
+          <w:color w:val="000000" w:themeColor="text1"/>
+          <w:sz w:val="26"/>
+          <w:szCs w:val="26"/>
+          <w:lang w:val="sv-SE" w:eastAsia="zh-CN"/>
         </w:rPr>
         <w:t xml:space="preserve"> </w:t>
       </w:r>
@@ -1603,44 +1663,6 @@
           <w:szCs w:val="26"/>
           <w:lang w:val="sv-SE" w:eastAsia="zh-CN"/>
         </w:rPr>
-        <w:t>VNĐ (</w:t>
-      </w:r>
-      <w:r>
-        <w:rPr>
-          <w:rFonts w:ascii="Times New Roman" w:hAnsi="Times New Roman"/>
-          <w:sz w:val="26"/>
-          <w:szCs w:val="26"/>
-          <w:lang w:val="sv-SE"/>
-        </w:rPr>
-        <w:t>Ba tỷ năm trăm bảy mươi</w:t>
-      </w:r>
-      <w:r>
-        <w:rPr>
-          <w:rFonts w:ascii="Times New Roman" w:hAnsi="Times New Roman"/>
-          <w:sz w:val="26"/>
-          <w:szCs w:val="26"/>
-          <w:lang w:val="sv-SE"/>
-        </w:rPr>
-        <w:t xml:space="preserve"> triệu đồng</w:t>
-      </w:r>
-      <w:r>
-        <w:rPr>
-          <w:rFonts w:ascii="Times New Roman" w:hAnsi="Times New Roman"/>
-          <w:color w:val="000000" w:themeColor="text1"/>
-          <w:sz w:val="26"/>
-          <w:szCs w:val="26"/>
-          <w:lang w:val="sv-SE" w:eastAsia="zh-CN"/>
-        </w:rPr>
-        <w:t xml:space="preserve">) </w:t>
-      </w:r>
-      <w:r>
-        <w:rPr>
-          <w:rFonts w:ascii="Times New Roman" w:hAnsi="Times New Roman"/>
-          <w:color w:val="000000" w:themeColor="text1"/>
-          <w:sz w:val="26"/>
-          <w:szCs w:val="26"/>
-          <w:lang w:val="sv-SE" w:eastAsia="zh-CN"/>
-        </w:rPr>
         <w:t xml:space="preserve">chiếm </w:t>
       </w:r>
       <w:r>
@@ -1671,7 +1693,7 @@
           <w:szCs w:val="26"/>
           <w:lang w:val="sv-SE"/>
         </w:rPr>
-        <w:t>1</w:t>
+        <w:t>0</w:t>
       </w:r>
       <w:r>
         <w:rPr>
@@ -1723,7 +1745,7 @@
           <w:szCs w:val="26"/>
           <w:lang w:val="sv-SE"/>
         </w:rPr>
-        <w:t>CÔNG TY TNHH VENUS FURNISHER</w:t>
+        <w:t>CÔNG TY TNHH PERFECT VENUS</w:t>
       </w:r>
       <w:r>
         <w:rPr>
@@ -1763,7 +1785,7 @@
           <w:szCs w:val="26"/>
           <w:lang w:val="sv-SE"/>
         </w:rPr>
-        <w:t>CÔNG TY TNHH VENUS FURNISHER</w:t>
+        <w:t>CÔNG TY TNHH PERFECT VENUS</w:t>
       </w:r>
       <w:r>
         <w:rPr>
@@ -2050,8 +2072,6 @@
         </w:rPr>
         <w:t>PHẠM CÔNG SANG</w:t>
       </w:r>
-      <w:bookmarkStart w:id="0" w:name="_GoBack"/>
-      <w:bookmarkEnd w:id="0"/>
       <w:r>
         <w:rPr>
           <w:rFonts w:ascii="Times New Roman" w:hAnsi="Times New Roman"/>
@@ -2253,32 +2273,8 @@
                 <w:color w:val="000000" w:themeColor="text1"/>
                 <w:sz w:val="26"/>
                 <w:szCs w:val="26"/>
-                <w:lang w:val="vi-VN"/>
-              </w:rPr>
-              <w:t>3</w:t>
-            </w:r>
-            <w:r>
-              <w:rPr>
-                <w:rFonts w:ascii="Times New Roman" w:eastAsia="Times New Roman" w:hAnsi="Times New Roman"/>
-                <w:bCs/>
-                <w:i/>
-                <w:color w:val="000000" w:themeColor="text1"/>
-                <w:sz w:val="26"/>
-                <w:szCs w:val="26"/>
-              </w:rPr>
-              <w:t>.</w:t>
-            </w:r>
-            <w:r>
-              <w:rPr>
-                <w:rFonts w:ascii="Times New Roman" w:eastAsia="Times New Roman" w:hAnsi="Times New Roman"/>
-                <w:bCs/>
-                <w:i/>
-                <w:color w:val="000000" w:themeColor="text1"/>
-                <w:sz w:val="26"/>
-                <w:szCs w:val="26"/>
-                <w:lang w:val="vi-VN"/>
-              </w:rPr>
-              <w:t>570</w:t>
+              </w:rPr>
+              <w:t>500</w:t>
             </w:r>
             <w:r>
               <w:rPr>
@@ -3127,7 +3123,7 @@
                 <w:szCs w:val="26"/>
                 <w:lang w:val="sv-SE" w:eastAsia="zh-CN"/>
               </w:rPr>
-              <w:t>Chủ tịch HĐTV kiêm Giám đốc</w:t>
+              <w:t>Giám đốc</w:t>
             </w:r>
           </w:p>
         </w:tc>
@@ -4203,7 +4199,7 @@
 </file>
 
 <file path=customXml/itemProps1.xml><?xml version="1.0" encoding="utf-8"?>
-<ds:datastoreItem xmlns:ds="http://schemas.openxmlformats.org/officeDocument/2006/customXml" ds:itemID="{C71FD4DA-BD87-4B43-A323-1814AC8666A9}">
+<ds:datastoreItem xmlns:ds="http://schemas.openxmlformats.org/officeDocument/2006/customXml" ds:itemID="{1C8A4C3F-8C1F-496F-9BA5-5F3C941D65A2}">
   <ds:schemaRefs>
     <ds:schemaRef ds:uri="http://schemas.openxmlformats.org/officeDocument/2006/bibliography"/>
   </ds:schemaRefs>
